--- a/spa/docx/45.content.docx
+++ b/spa/docx/45.content.docx
@@ -11,6 +11,15 @@
         <w:pStyle w:val="Heading2"/>
       </w:pPr>
       <w:r>
+        <w:t>Resource: Notas de Estudio (Tyndale)</w:t>
+      </w:r>
+      <w:r/>
+    </w:p>
+    <w:p>
+      <w:pPr>
+        <w:pStyle w:val="Heading2"/>
+      </w:pPr>
+      <w:r>
         <w:t>License Information</w:t>
       </w:r>
       <w:r/>
@@ -21,7 +30,7 @@
         <w:rPr>
           <w:b/>
         </w:rPr>
-        <w:t>Study Notes (Tyndale)</w:t>
+        <w:t>Notas de Estudio (Tyndale)</w:t>
       </w:r>
       <w:r>
         <w:t xml:space="preserve"> (Spanish) is based on</w:t>
@@ -74,7 +83,7 @@
         <w:pStyle w:val="Heading1"/>
       </w:pPr>
       <w:r>
-        <w:t>Study Notes (Tyndale)</w:t>
+        <w:t>Notas de Estudio (Tyndale)</w:t>
       </w:r>
     </w:p>
     <w:p>
@@ -83,6 +92,51 @@
           <w:headerReference w:type="even" r:id="rId8"/>
           <w:headerReference w:type="default" r:id="rId9"/>
           <w:footerReference w:type="default" r:id="rId10"/>
+          <w:footnotePr>
+            <w:numRestart w:val="eachSect"/>
+          </w:footnotePr>
+          <w:type w:val="continuous"/>
+          <w:pgSz w:w="12240" w:h="15840" w:code="1"/>
+          <w:pgMar w:top="1440" w:right="1440" w:bottom="1440" w:left="1440" w:header="504" w:footer="504" w:gutter="0"/>
+          <w:cols w:space="708"/>
+          <w:titlePg/>
+          <w:docGrid w:linePitch="360"/>
+        </w:sectPr>
+      </w:pPr>
+    </w:p>
+    <w:p>
+      <w:r/>
+    </w:p>
+    <w:p>
+      <w:pPr>
+        <w:pStyle w:val="Heading2"/>
+      </w:pPr>
+      <w:r>
+        <w:t>ROM</w:t>
+      </w:r>
+      <w:r/>
+    </w:p>
+    <w:p>
+      <w:r/>
+      <w:r>
+        <w:rPr>
+          <w:i/>
+        </w:rPr>
+        <w:t>Romanos 1:1, Romanos 1:1–17, Romanos 1:3, Romanos 1:3–4, Romanos 1:4, Romanos 1:5, Romanos 1:7, Romanos 1:9, Romanos 1:11, Romanos 1:13, Romanos 1:14, Romanos 1:16, Romanos 1:17, Romanos 1:18, Romanos 1:18–3:20, Romanos 1:21, Romanos 1:24, Romanos 1:26, Romanos 1:27, Romanos 1:28, Romanos 1:29–31, Romanos 1:32, Romanos 2:1–5, Romanos 2:4, Romanos 2:6–11, Romanos 2:7, Romanos 2:8, Romanos 2:12, Romanos 2:13, Romanos 2:14–15, Romanos 2:16, Romanos 2:17–20, Romanos 2:21–22, Romanos 2:22, Romanos 2:24, Romanos 2:25, Romanos 2:26, Romanos 2:29, Romanos 3:1, Romanos 3:2, Romanos 3:4, Romanos 3:5–7, Romanos 3:8, Romanos 3:9, Romanos 3:10–12, Romanos 3:10–18, Romanos 3:13–14, Romanos 3:15–17, Romanos 3:18, Romanos 3:19, Romanos 3:20, Romanos 3:21–22, Romanos 3:21–4:25, Romanos 3:24, Romanos 3:25, Romanos 3:29–30, Romanos 3:31, Romanos 4:1, Romanos 4:3, Romanos 4:4–5, Romanos 4:7–8, Romanos 4:10, Romanos 4:11–12, Romanos 4:13, Romanos 4:14, Romanos 4:15, Romanos 4:16, Romanos 4:24, Romanos 5:1, Romanos 5:1–8.39, Romanos 5:2, Romanos 5:3–4, Romanos 5:5, Romanos 5:6, Romanos 5:9, Romanos 5:10, Romanos 5:12, Romanos 5:13–14, Romanos 5:15, Romanos 5:17, Romanos 5:18, Romanos 5:20, Romanos 6:1, Romanos 6:2, Romanos 6:3, Romanos 6:4, Romanos 6:6, Romanos 6:8, Romanos 6:10, Romanos 6:14, Romanos 6:15, Romanos 6:16, Romanos 6:19, Romanos 6:20, Romanos 6:21, Romanos 7:1, Romanos 7:2–3, Romanos 7:4, Romanos 7:5, Romanos 7:6, Romanos 7:7–25, Romanos 7:8, Romanos 7:9, Romanos 7:10, Romanos 7:11, Romanos 7:17, Romanos 7:18, Romanos 7:21, Romanos 7:22, Romanos 7:23, Romanos 7:24, Romanos 8:1, Romanos 8:2, Romanos 8:3, Romanos 8:4, Romanos 8:5, Romanos 8:6, Romanos 8:9, Romanos 8:10, Romanos 8:11, Romanos 8:13, Romanos 8:14, Romanos 8:15, Romanos 8:17, Romanos 8:19–21, Romanos 8:22, Romanos 8:23, Romanos 8:26, Romanos 8:30, Romanos 8:31, Romanos 8:32, Romanos 9:1–11.36, Romanos 9:2–3, Romanos 9:3, Romanos 9:4, Romanos 9:5, Romanos 9:6, Romanos 9:7, Romanos 9:10–11, Romanos 9:12, Romanos 9:13, Romanos 9:14–16, Romanos 9:15, Romanos 9:17, Romanos 9:18, Romanos 9:20–21, Romanos 9:24–26, Romanos 9:27–28, Romanos 9:29, Romanos 9:31, Romanos 9:32–33, Romanos 9:33, Romanos 10:2, Romanos 10:3, Romanos 10:4, Romanos 10:5, Romanos 10:6–8, Romanos 10:13, Romanos 10:14, Romanos 10:18, Romanos 10:19, Romanos 10:20, Romanos 11:2, Romanos 11:5, Romanos 11:7–8, Romanos 11:11, Romanos 11:13–14, Romanos 11:15, Romanos 11:16, Romanos 11:17–24, Romanos 11:18, Romanos 11:20, Romanos 11:22, Romanos 11:24, Romanos 11:25, Romanos 11:26–27, Romanos 11:32, Romanos 11:36, Romanos 12:1, Romanos 12:1–15.13, Romanos 12:2, Romanos 12:3, Romanos 12:4–5, Romanos 12:6, Romanos 12:7, Romanos 12:8, Romanos 12:9–21, Romanos 12:10, Romanos 12:11, Romanos 12:12, Romanos 12:13, Romanos 12:14, Romanos 12:16, Romanos 12:18, Romanos 12:20–21, Romanos 13:1–2, Romanos 13:3, Romanos 13:4, Romanos 13:5, Romanos 13:6, Romanos 13:8, Romanos 13:8–10, Romanos 13:11, Romanos 13:12–13, Romanos 14:1, Romanos 14:1–15.7, Romanos 14:2, Romanos 14:3–4, Romanos 14:5, Romanos 14:7, Romanos 14:9, Romanos 14:10, Romanos 14:11, Romanos 14:13, Romanos 14:14, Romanos 14:15, Romanos 14:20, Romanos 14:21, Romanos 14:22, Romanos 14:23, Romanos 15:1–4, Romanos 15:2, Romanos 15:3, Romanos 15:4, Romanos 15:5–6, Romanos 15:7, Romanos 15:8–9, Romanos 15:9–12, Romanos 15:14, Romanos 15:14–16.27, Romanos 15:15–16, Romanos 15:16, Romanos 15:19, Romanos 15:24, Romanos 15:25–28, Romanos 15:26, Romanos 15:27, Romanos 15:31, Romanos 15:33, Romanos 16:1, Romanos 16:1–16, Romanos 16:2, Romanos 16:3, Romanos 16:3–16, Romanos 16:5, Romanos 16:7, Romanos 16:10, Romanos 16:13, Romanos 16:16, Romanos 16:17, Romanos 16:20, Romanos 16:21, Romanos 16:22, Romanos 16:23, Romanos 16:25, Romanos 16:25–27, Romanos 16:26</w:t>
+      </w:r>
+      <w:r/>
+    </w:p>
+    <w:p>
+      <w:r/>
+      <w:r>
+        <w:t xml:space="preserve"> </w:t>
+      </w:r>
+      <w:r/>
+      <w:r/>
+    </w:p>
+    <w:p>
+      <w:pPr>
+        <w:sectPr>
           <w:footnotePr>
             <w:numRestart w:val="eachSect"/>
           </w:footnotePr>

--- a/spa/docx/45.content.docx
+++ b/spa/docx/45.content.docx
@@ -163,13 +163,6 @@
         <w:rPr>
           <w:lang w:val="es_ES" w:bidi="es_ES"/>
         </w:rPr>
-      </w:r>
-      <w:r>
-        <w:rPr>
-          <w:i/>
-          <w:lang w:val="es_ES" w:bidi="es_ES"/>
-        </w:rPr>
-        <w:t>Romanos 1:1, Romanos 1:1–17, Romanos 1:3, Romanos 1:3–4, Romanos 1:4, Romanos 1:5, Romanos 1:7, Romanos 1:9, Romanos 1:11, Romanos 1:13, Romanos 1:14, Romanos 1:16, Romanos 1:17, Romanos 1:18, Romanos 1:18–3:20, Romanos 1:21, Romanos 1:24, Romanos 1:26, Romanos 1:27, Romanos 1:28, Romanos 1:29–31, Romanos 1:32, Romanos 2:1–5, Romanos 2:4, Romanos 2:6–11, Romanos 2:7, Romanos 2:8, Romanos 2:12, Romanos 2:13, Romanos 2:14–15, Romanos 2:16, Romanos 2:17–20, Romanos 2:21–22, Romanos 2:22, Romanos 2:24, Romanos 2:25, Romanos 2:26, Romanos 2:29, Romanos 3:1, Romanos 3:2, Romanos 3:4, Romanos 3:5–7, Romanos 3:8, Romanos 3:9, Romanos 3:10–12, Romanos 3:10–18, Romanos 3:13–14, Romanos 3:15–17, Romanos 3:18, Romanos 3:19, Romanos 3:20, Romanos 3:21–22, Romanos 3:21–4:25, Romanos 3:24, Romanos 3:25, Romanos 3:29–30, Romanos 3:31, Romanos 4:1, Romanos 4:3, Romanos 4:4–5, Romanos 4:7–8, Romanos 4:10, Romanos 4:11–12, Romanos 4:13, Romanos 4:14, Romanos 4:15, Romanos 4:16, Romanos 4:24, Romanos 5:1, Romanos 5:1–8.39, Romanos 5:2, Romanos 5:3–4, Romanos 5:5, Romanos 5:6, Romanos 5:9, Romanos 5:10, Romanos 5:12, Romanos 5:13–14, Romanos 5:15, Romanos 5:17, Romanos 5:18, Romanos 5:20, Romanos 6:1, Romanos 6:2, Romanos 6:3, Romanos 6:4, Romanos 6:6, Romanos 6:8, Romanos 6:10, Romanos 6:14, Romanos 6:15, Romanos 6:16, Romanos 6:19, Romanos 6:20, Romanos 6:21, Romanos 7:1, Romanos 7:2–3, Romanos 7:4, Romanos 7:5, Romanos 7:6, Romanos 7:7–25, Romanos 7:8, Romanos 7:9, Romanos 7:10, Romanos 7:11, Romanos 7:17, Romanos 7:18, Romanos 7:21, Romanos 7:22, Romanos 7:23, Romanos 7:24, Romanos 8:1, Romanos 8:2, Romanos 8:3, Romanos 8:4, Romanos 8:5, Romanos 8:6, Romanos 8:9, Romanos 8:10, Romanos 8:11, Romanos 8:13, Romanos 8:14, Romanos 8:15, Romanos 8:17, Romanos 8:19–21, Romanos 8:22, Romanos 8:23, Romanos 8:26, Romanos 8:30, Romanos 8:31, Romanos 8:32, Romanos 9:1–11.36, Romanos 9:2–3, Romanos 9:3, Romanos 9:4, Romanos 9:5, Romanos 9:6, Romanos 9:7, Romanos 9:10–11, Romanos 9:12, Romanos 9:13, Romanos 9:14–16, Romanos 9:15, Romanos 9:17, Romanos 9:18, Romanos 9:20–21, Romanos 9:24–26, Romanos 9:27–28, Romanos 9:29, Romanos 9:31, Romanos 9:32–33, Romanos 9:33, Romanos 10:2, Romanos 10:3, Romanos 10:4, Romanos 10:5, Romanos 10:6–8, Romanos 10:13, Romanos 10:14, Romanos 10:18, Romanos 10:19, Romanos 10:20, Romanos 11:2, Romanos 11:5, Romanos 11:7–8, Romanos 11:11, Romanos 11:13–14, Romanos 11:15, Romanos 11:16, Romanos 11:17–24, Romanos 11:18, Romanos 11:20, Romanos 11:22, Romanos 11:24, Romanos 11:25, Romanos 11:26–27, Romanos 11:32, Romanos 11:36, Romanos 12:1, Romanos 12:1–15.13, Romanos 12:2, Romanos 12:3, Romanos 12:4–5, Romanos 12:6, Romanos 12:7, Romanos 12:8, Romanos 12:9–21, Romanos 12:10, Romanos 12:11, Romanos 12:12, Romanos 12:13, Romanos 12:14, Romanos 12:16, Romanos 12:18, Romanos 12:20–21, Romanos 13:1–2, Romanos 13:3, Romanos 13:4, Romanos 13:5, Romanos 13:6, Romanos 13:8, Romanos 13:8–10, Romanos 13:11, Romanos 13:12–13, Romanos 14:1, Romanos 14:1–15.7, Romanos 14:2, Romanos 14:3–4, Romanos 14:5, Romanos 14:7, Romanos 14:9, Romanos 14:10, Romanos 14:11, Romanos 14:13, Romanos 14:14, Romanos 14:15, Romanos 14:20, Romanos 14:21, Romanos 14:22, Romanos 14:23, Romanos 15:1–4, Romanos 15:2, Romanos 15:3, Romanos 15:4, Romanos 15:5–6, Romanos 15:7, Romanos 15:8–9, Romanos 15:9–12, Romanos 15:14, Romanos 15:14–16.27, Romanos 15:15–16, Romanos 15:16, Romanos 15:19, Romanos 15:24, Romanos 15:25–28, Romanos 15:26, Romanos 15:27, Romanos 15:31, Romanos 15:33, Romanos 16:1, Romanos 16:1–16, Romanos 16:2, Romanos 16:3, Romanos 16:3–16, Romanos 16:5, Romanos 16:7, Romanos 16:10, Romanos 16:13, Romanos 16:16, Romanos 16:17, Romanos 16:20, Romanos 16:21, Romanos 16:22, Romanos 16:23, Romanos 16:25, Romanos 16:25–27, Romanos 16:26</w:t>
       </w:r>
       <w:r>
         <w:rPr>

--- a/spa/docx/45.content.docx
+++ b/spa/docx/45.content.docx
@@ -150,19 +150,6 @@
           <w:lang w:val="es_ES" w:bidi="es_ES"/>
         </w:rPr>
         <w:t>ROM</w:t>
-      </w:r>
-      <w:r>
-        <w:rPr>
-          <w:lang w:val="es_ES" w:bidi="es_ES"/>
-        </w:rPr>
-      </w:r>
-    </w:p>
-    <w:p>
-      <w:pPr/>
-      <w:r>
-        <w:rPr>
-          <w:lang w:val="es_ES" w:bidi="es_ES"/>
-        </w:rPr>
       </w:r>
       <w:r>
         <w:rPr>

--- a/spa/docx/45.content.docx
+++ b/spa/docx/45.content.docx
@@ -19,7 +19,7 @@
         <w:rPr>
           <w:lang w:val="es_ES" w:bidi="es_ES"/>
         </w:rPr>
-        <w:t>Resource: Notas de Estudio (Tyndale)</w:t>
+        <w:t>Resource: Tyndale Open Study Notes</w:t>
       </w:r>
       <w:r>
         <w:rPr>
@@ -112,7 +112,7 @@
         <w:rPr>
           <w:lang w:val="es_ES" w:bidi="es_ES"/>
         </w:rPr>
-        <w:t>Notas de Estudio (Tyndale)</w:t>
+        <w:t>Tyndale Open Study Notes</w:t>
       </w:r>
     </w:p>
     <w:p>

--- a/spa/docx/45.content.docx
+++ b/spa/docx/45.content.docx
@@ -19,7 +19,7 @@
         <w:rPr>
           <w:lang w:val="es_ES" w:bidi="es_ES"/>
         </w:rPr>
-        <w:t>Resource: Tyndale Open Study Notes</w:t>
+        <w:t>Resource: Aquifer Open Study Notes</w:t>
       </w:r>
       <w:r>
         <w:rPr>
@@ -112,7 +112,7 @@
         <w:rPr>
           <w:lang w:val="es_ES" w:bidi="es_ES"/>
         </w:rPr>
-        <w:t>Tyndale Open Study Notes</w:t>
+        <w:t>Aquifer Open Study Notes</w:t>
       </w:r>
     </w:p>
     <w:p>
